--- a/docs/support_onboarding.docx
+++ b/docs/support_onboarding.docx
@@ -2392,7 +2392,7 @@
         <w:spacing w:after="0" w:before="80"/>
       </w:pPr>
       <w:r>
-        <w:t xml:space="preserve">fuel-price-india/</w:t>
+        <w:t xml:space="preserve">atelier_documentation/</w:t>
       </w:r>
     </w:p>
     <w:p>
@@ -3130,19 +3130,7 @@
     </w:p>
     <w:p>
       <w:r>
-        <w:t xml:space="preserve">Place-toi dans le dossier où tu ranges tes projets, puis clone le dépôt. Remplace </w:t>
-      </w:r>
-      <w:r>
-        <w:rPr>
-          <w:rFonts w:ascii="Consolas" w:cs="Consolas" w:eastAsia="Consolas" w:hAnsi="Consolas"/>
-          <w:color w:val="1C5CAB"/>
-          <w:sz w:val="19"/>
-          <w:szCs w:val="19"/>
-        </w:rPr>
-        <w:t xml:space="preserve">&lt;URL_DU_DEPOT&gt;</w:t>
-      </w:r>
-      <w:r>
-        <w:t xml:space="preserve"> par l'adresse donnée par ton référent (bouton « Code » sur GitHub ou GitLab) :</w:t>
+        <w:t xml:space="preserve">Place-toi dans le dossier où tu ranges tes projets, puis clone le dépôt :</w:t>
       </w:r>
     </w:p>
     <w:p>
@@ -3153,7 +3141,7 @@
         <w:spacing w:after="0" w:before="80"/>
       </w:pPr>
       <w:r>
-        <w:t xml:space="preserve">git clone &lt;URL_DU_DEPOT&gt;</w:t>
+        <w:t xml:space="preserve">git clone https://github.com/KobalaGlou/atelier_documentation.git</w:t>
       </w:r>
     </w:p>
     <w:p>
@@ -3164,7 +3152,7 @@
         <w:spacing w:after="160" w:before="0"/>
       </w:pPr>
       <w:r>
-        <w:t xml:space="preserve">cd fuel-price-india</w:t>
+        <w:t xml:space="preserve">cd atelier_documentation</w:t>
       </w:r>
     </w:p>
     <w:p>
@@ -3180,7 +3168,7 @@
         <w:spacing w:after="0" w:before="80"/>
       </w:pPr>
       <w:r>
-        <w:t xml:space="preserve">cd fuel-price-india</w:t>
+        <w:t xml:space="preserve">cd atelier_documentation</w:t>
       </w:r>
     </w:p>
     <w:p>
@@ -5770,7 +5758,7 @@
                 <w:sz w:val="19"/>
                 <w:szCs w:val="19"/>
               </w:rPr>
-              <w:t xml:space="preserve">fuel-price-india</w:t>
+              <w:t xml:space="preserve">atelier_documentation</w:t>
             </w:r>
           </w:p>
         </w:tc>
